--- a/courts/first-circuit/maine/state/supreme-judicial-court/brief-on-the-merits/usage/OUTPUT-brief-on-the-merits.docx
+++ b/courts/first-circuit/maine/state/supreme-judicial-court/brief-on-the-merits/usage/OUTPUT-brief-on-the-merits.docx
@@ -1944,7 +1944,7 @@
         <w:tab/>
       </w:r>
       <w:r>
-        <w:t xml:space="preserve">20</w:t>
+        <w:t xml:space="preserve">21</w:t>
       </w:r>
     </w:p>
     <w:p>
@@ -2068,7 +2068,7 @@
         <w:tab/>
       </w:r>
       <w:r>
-        <w:t xml:space="preserve">23</w:t>
+        <w:t xml:space="preserve">24</w:t>
       </w:r>
     </w:p>
     <w:p>
@@ -2124,7 +2124,7 @@
         <w:tab/>
       </w:r>
       <w:r>
-        <w:t xml:space="preserve">24</w:t>
+        <w:t xml:space="preserve">25</w:t>
       </w:r>
     </w:p>
     <w:p>
@@ -2650,7 +2650,7 @@
         <w:tab/>
       </w:r>
       <w:r>
-        <w:t xml:space="preserve">31</w:t>
+        <w:t xml:space="preserve">32</w:t>
       </w:r>
     </w:p>
     <w:p>
@@ -3324,7 +3324,7 @@
         <w:tab/>
       </w:r>
       <w:r>
-        <w:t xml:space="preserve">40</w:t>
+        <w:t xml:space="preserve">41</w:t>
       </w:r>
     </w:p>
     <w:p>
@@ -3376,7 +3376,7 @@
         <w:tab/>
       </w:r>
       <w:r>
-        <w:t xml:space="preserve">41</w:t>
+        <w:t xml:space="preserve">42</w:t>
       </w:r>
     </w:p>
     <w:p>
@@ -4430,7 +4430,7 @@
         <w:tab/>
       </w:r>
       <w:r>
-        <w:t xml:space="preserve">57</w:t>
+        <w:t xml:space="preserve">58</w:t>
       </w:r>
     </w:p>
     <w:p>
@@ -4864,7 +4864,7 @@
         <w:tab/>
       </w:r>
       <w:r>
-        <w:t xml:space="preserve">64</w:t>
+        <w:t xml:space="preserve">65</w:t>
       </w:r>
     </w:p>
     <w:p>
@@ -7088,7 +7088,7 @@
         <w:tab/>
       </w:r>
       <w:r>
-        <w:t xml:space="preserve">32, 44, 49</w:t>
+        <w:t xml:space="preserve">32, 45, 49</w:t>
       </w:r>
     </w:p>
     <w:p>
@@ -7677,7 +7677,7 @@
         <w:tab/>
       </w:r>
       <w:r>
-        <w:t xml:space="preserve">22, 37</w:t>
+        <w:t xml:space="preserve">23, 37</w:t>
       </w:r>
     </w:p>
     <w:p>
@@ -7778,7 +7778,7 @@
         <w:tab/>
       </w:r>
       <w:r>
-        <w:t xml:space="preserve">24</w:t>
+        <w:t xml:space="preserve">25</w:t>
       </w:r>
     </w:p>
     <w:p>
@@ -8262,7 +8262,7 @@
         <w:tab/>
       </w:r>
       <w:r>
-        <w:t xml:space="preserve">26</w:t>
+        <w:t xml:space="preserve">27</w:t>
       </w:r>
     </w:p>
     <w:p>
@@ -8706,7 +8706,7 @@
         <w:tab/>
       </w:r>
       <w:r>
-        <w:t xml:space="preserve">39, 52, 81</w:t>
+        <w:t xml:space="preserve">40, 52, 81</w:t>
       </w:r>
     </w:p>
     <w:p>
@@ -9691,7 +9691,7 @@
         <w:tab/>
       </w:r>
       <w:r>
-        <w:t xml:space="preserve">67, 83</w:t>
+        <w:t xml:space="preserve">67, 68, 83</w:t>
       </w:r>
     </w:p>
     <w:p>
@@ -10645,7 +10645,7 @@
           <w:tab w:val="right" w:leader="dot" w:pos="9360"/>
         </w:tabs>
         <w:spacing w:before="144" w:after="0" w:line="322" w:lineRule="exact"/>
-        <w:ind w:left="576" w:right="1540" w:hanging="576"/>
+        <w:ind w:left="576" w:right="1440" w:hanging="576"/>
       </w:pPr>
       <w:r>
         <w:rPr>
@@ -10758,7 +10758,7 @@
         <w:tab/>
       </w:r>
       <w:r>
-        <w:t xml:space="preserve">58, 59, 60, 62</w:t>
+        <w:t xml:space="preserve">59, 60, 62</w:t>
       </w:r>
     </w:p>
     <w:p>
@@ -13705,7 +13705,7 @@
         <w:tab/>
       </w:r>
       <w:r>
-        <w:t xml:space="preserve">25</w:t>
+        <w:t xml:space="preserve">26</w:t>
       </w:r>
     </w:p>
     <w:p>
@@ -14152,7 +14152,7 @@
         <w:tab/>
       </w:r>
       <w:r>
-        <w:t xml:space="preserve">24</w:t>
+        <w:t xml:space="preserve">25</w:t>
       </w:r>
     </w:p>
     <w:p>
@@ -14366,7 +14366,7 @@
         <w:tab/>
       </w:r>
       <w:r>
-        <w:t xml:space="preserve">36</w:t>
+        <w:t xml:space="preserve">37</w:t>
       </w:r>
     </w:p>
     <w:p>
@@ -14646,7 +14646,7 @@
         <w:tab/>
       </w:r>
       <w:r>
-        <w:t xml:space="preserve">66, 67, 83</w:t>
+        <w:t xml:space="preserve">67, 83</w:t>
       </w:r>
     </w:p>
     <w:p>
@@ -35714,7 +35714,7 @@
         <w:t xml:space="preserve"> </w:t>
       </w:r>
       <w:r>
-        <w:t xml:space="preserve">This Court may take judicial notice that the Town of Kennebunkport incurred fees exceeding $1.2 million to litigate Almeder. Donna Buttarazzi, Court gives public access to Goose Rocks Beach, York County Coast Star (Apr. 12, 2018), https://www.seacoastonline.com/​story/​news/​local/​york-star/2018/04/12/​court-gives-public-access-to/12717145007/.</w:t>
+        <w:t xml:space="preserve">This Court may take judicial notice that the Town of Kennebunkport incurred fees exceeding $1.2 million to litigate Almeder. Donna Buttarazzi, Court gives public access to Goose Rocks Beach, York County Coast Star (Apr. 12, 2018), https://​​www.​seacoastonline.​com/​​story/​​news/​​local/​​york-​star/​​2018/​​04/​​12/​​court-​gives-​public-​access-​to/​​12717145007/​​.</w:t>
       </w:r>
     </w:p>
   </w:footnote>
@@ -37144,6 +37144,7 @@
     <w:unhideWhenUsed/>
     <w:qFormat/>
     <w:pPr>
+      <w:keepLines/>
       <w:spacing w:before="0" w:after="140" w:line="253" w:lineRule="exact"/>
     </w:pPr>
     <w:rPr>

--- a/courts/first-circuit/maine/state/supreme-judicial-court/brief-on-the-merits/usage/OUTPUT-brief-on-the-merits.docx
+++ b/courts/first-circuit/maine/state/supreme-judicial-court/brief-on-the-merits/usage/OUTPUT-brief-on-the-merits.docx
@@ -14422,7 +14422,7 @@
         <w:tab/>
       </w:r>
       <w:r>
-        <w:t xml:space="preserve">--</w:t>
+        <w:t xml:space="preserve">–</w:t>
       </w:r>
     </w:p>
     <w:p>
@@ -14462,7 +14462,7 @@
         <w:tab/>
       </w:r>
       <w:r>
-        <w:t xml:space="preserve">--</w:t>
+        <w:t xml:space="preserve">–</w:t>
       </w:r>
     </w:p>
     <w:p>
@@ -16422,13 +16422,7 @@
         <w:t xml:space="preserve">McGarvey v. Whittredge</w:t>
       </w:r>
       <w:r>
-        <w:t xml:space="preserve">, 2011 ME 97, ¶¶ 23</w:t>
-      </w:r>
-      <w:r>
-        <w:noBreakHyphen/>
-      </w:r>
-      <w:r>
-        <w:t xml:space="preserve">32, 28 A.3d 620. This legal and factual error offends foundational federal constitutional principles of state sovereignty and alienates land in a manner that is properly a function of other branches of government.</w:t>
+        <w:t xml:space="preserve">, 2011 ME 97, ¶¶ 23-⁠32, 28 A.3d 620. This legal and factual error offends foundational federal constitutional principles of state sovereignty and alienates land in a manner that is properly a function of other branches of government.</w:t>
       </w:r>
     </w:p>
     <w:p>
@@ -16944,7 +16938,7 @@
         <w:t xml:space="preserve">, 565 U.S. 576, 591 (2012) (</w:t>
       </w:r>
       <w:r>
-        <w:t xml:space="preserve">“[Under] equal-footing doctrine, . . . a State’s title to these lands was conferred not by Congress but by the Constitution itself.”</w:t>
+        <w:t xml:space="preserve">“[Under] equal-footing doctrine, . . . a State’s title to these lands was conferred not by Congress but by the Constitution itself.”</w:t>
       </w:r>
       <w:r>
         <w:t xml:space="preserve"> </w:t>
@@ -18453,7 +18447,7 @@
         <w:t xml:space="preserve"> </w:t>
       </w:r>
       <w:r>
-        <w:t xml:space="preserve">“legislation representing a gross or egregious disregard of the public interest such as occurred in . . . Illinois Central . . . would be unconstitutional for failure to meet the reasonableness test of Maine’s Legislative Powers Clause.”</w:t>
+        <w:t xml:space="preserve">“legislation representing a gross or egregious disregard of the public interest such as occurred in . . . Illinois Central . . . would be unconstitutional for failure to meet the reasonableness test of Maine’s Legislative Powers Clause.”</w:t>
       </w:r>
       <w:r>
         <w:t xml:space="preserve"> </w:t>
@@ -19184,7 +19178,7 @@
         <w:t xml:space="preserve">, 941 So.2d 66, 78 (La. Ct. App. 2006) (</w:t>
       </w:r>
       <w:r>
-        <w:t xml:space="preserve">“[W]hen the land encroached upon by a state-owned waterway forms a part of the bed of a navigable stream it becomes the property of the State . . . and the former owner is divested of title.”</w:t>
+        <w:t xml:space="preserve">“[W]hen the land encroached upon by a state-owned waterway forms a part of the bed of a navigable stream it becomes the property of the State . . . and the former owner is divested of title.”</w:t>
       </w:r>
       <w:r>
         <w:t xml:space="preserve"> </w:t>
@@ -21425,7 +21419,7 @@
         <w:t xml:space="preserve"> </w:t>
       </w:r>
       <w:r>
-        <w:t xml:space="preserve">“the Proprietor of the land adjoyning shall have propriete to the low water mark . . . . Provided that such Proprietor shall not by this libertie have power to stop or hinder the passage of boats . . . .”</w:t>
+        <w:t xml:space="preserve">“the Proprietor of the land adjoyning shall have propriete to the low water mark . . . . Provided that such Proprietor shall not by this libertie have power to stop or hinder the passage of boats . . . .”</w:t>
       </w:r>
       <w:r>
         <w:t xml:space="preserve"> </w:t>
@@ -21600,7 +21594,7 @@
         <w:t xml:space="preserve"> </w:t>
       </w:r>
       <w:r>
-        <w:t xml:space="preserve">as a synonym for grant, deed, indenture, etc. . . . [i]t was always used to express rights, liberties, freedoms of actions within or tangential to the actual grant or land transaction.”</w:t>
+        <w:t xml:space="preserve">as a synonym for grant, deed, indenture, etc. . . . [i]t was always used to express rights, liberties, freedoms of actions within or tangential to the actual grant or land transaction.”</w:t>
       </w:r>
       <w:r>
         <w:t xml:space="preserve">).</w:t>
@@ -22484,13 +22478,7 @@
         <w:t xml:space="preserve">v. Nordic Aquafarms Inc.</w:t>
       </w:r>
       <w:r>
-        <w:t xml:space="preserve">, the fish farm, claiming through an upland owner, asserted rights to bury pipes in the intertidal. 2023 ME 15, 290 A.3d 79. They asserted that as upland owners, they benefitted from the Colonial Ordinance presumption. Id. ¶¶ 50</w:t>
-      </w:r>
-      <w:r>
-        <w:noBreakHyphen/>
-      </w:r>
-      <w:r>
-        <w:t xml:space="preserve">52. This Court concluded that the presumption was not implicated by a call along the high-water mark with the result that the intertidal land was severed from the upland. Id. ¶ 44.</w:t>
+        <w:t xml:space="preserve">, the fish farm, claiming through an upland owner, asserted rights to bury pipes in the intertidal. 2023 ME 15, 290 A.3d 79. They asserted that as upland owners, they benefitted from the Colonial Ordinance presumption. Id. ¶¶ 50-⁠52. This Court concluded that the presumption was not implicated by a call along the high-water mark with the result that the intertidal land was severed from the upland. Id. ¶ 44.</w:t>
       </w:r>
     </w:p>
     <w:p>
@@ -22943,13 +22931,7 @@
         <w:t xml:space="preserve"> </w:t>
       </w:r>
       <w:r>
-        <w:t xml:space="preserve">beyond the Legislature’s authority by cloaking that rule in a constitutionally protected interest for upland owners, has exceeded the powers of the judicial branch, violating Article IV §§ 1</w:t>
-      </w:r>
-      <w:r>
-        <w:noBreakHyphen/>
-      </w:r>
-      <w:r>
-        <w:t xml:space="preserve">3 of the Maine Constitution.</w:t>
+        <w:t xml:space="preserve">beyond the Legislature’s authority by cloaking that rule in a constitutionally protected interest for upland owners, has exceeded the powers of the judicial branch, violating Article IV §§ 1-⁠3 of the Maine Constitution.</w:t>
       </w:r>
     </w:p>
     <w:p>
@@ -23263,7 +23245,7 @@
         <w:t xml:space="preserve"> </w:t>
       </w:r>
       <w:r>
-        <w:t xml:space="preserve">“ownership . . . by virtue of . . . any other provision or rule of law,”</w:t>
+        <w:t xml:space="preserve">“ownership . . . by virtue of . . . any other provision or rule of law,”</w:t>
       </w:r>
       <w:r>
         <w:t xml:space="preserve"> </w:t>
@@ -23365,7 +23347,7 @@
         <w:pStyle w:val="BodyText"/>
       </w:pPr>
       <w:r>
-        <w:t xml:space="preserve">Id. The statute declared public trust rights to include recreation, along with any other trust rights recognized by common law, with certain limitations and subject to municipal regulation. Id. § 573(1)-(3).</w:t>
+        <w:t xml:space="preserve">Id. The statute declared public trust rights to include recreation, along with any other trust rights recognized by common law, with certain limitations and subject to municipal regulation. Id. § 573(1)-⁠(3).</w:t>
       </w:r>
     </w:p>
     <w:p>
@@ -24332,13 +24314,7 @@
         <w:t xml:space="preserve"> </w:t>
       </w:r>
       <w:r>
-        <w:t xml:space="preserve">(emphasis added)). In distinguishing between jus publicum and jus privatum concepts, McGarvey clarified that even where title is held by private owners, the land remains subject to public trust rights committed to State oversight. Id. ¶¶ 24</w:t>
-      </w:r>
-      <w:r>
-        <w:noBreakHyphen/>
-      </w:r>
-      <w:r>
-        <w:t xml:space="preserve">26.</w:t>
+        <w:t xml:space="preserve">(emphasis added)). In distinguishing between jus publicum and jus privatum concepts, McGarvey clarified that even where title is held by private owners, the land remains subject to public trust rights committed to State oversight. Id. ¶¶ 24-⁠26.</w:t>
       </w:r>
     </w:p>
     <w:p>
@@ -26581,7 +26557,7 @@
         <w:t xml:space="preserve"> </w:t>
       </w:r>
       <w:r>
-        <w:t xml:space="preserve">“The government . . . is not required to pay a property owner every time it enacts a law that adversely affects property interests . . . [but] if regulation goes too far it will be recognized as a taking.”</w:t>
+        <w:t xml:space="preserve">“The government . . . is not required to pay a property owner every time it enacts a law that adversely affects property interests . . . [but] if regulation goes too far it will be recognized as a taking.”</w:t>
       </w:r>
       <w:r>
         <w:t xml:space="preserve"> </w:t>
@@ -27260,7 +27236,7 @@
         <w:t xml:space="preserve"> </w:t>
       </w:r>
       <w:r>
-        <w:t xml:space="preserve">“right to exclude others . . . one of the most essential sticks in the bundle of rights that are commonly characterized as property.”</w:t>
+        <w:t xml:space="preserve">“right to exclude others . . . one of the most essential sticks in the bundle of rights that are commonly characterized as property.”</w:t>
       </w:r>
       <w:r>
         <w:t xml:space="preserve">). Compare private</w:t>
@@ -27315,7 +27291,7 @@
         <w:t xml:space="preserve"> </w:t>
       </w:r>
       <w:r>
-        <w:t xml:space="preserve">to the portion of the flats on which there is no wharf or pier . . . .”</w:t>
+        <w:t xml:space="preserve">to the portion of the flats on which there is no wharf or pier . . . .”</w:t>
       </w:r>
       <w:r>
         <w:t xml:space="preserve">).</w:t>
@@ -28534,7 +28510,7 @@
         <w:t xml:space="preserve">56.); see also The Judicial Privatization of Wild Seaweed in Maine, Leoni, Reiter and Post, Natural Resources &amp; Environment (ABA), Vol. 36, No. 3, Winter 2022, page 2; Sarah M. Reiter et al., The Future of the Public Trust: The Muddied Water of Rockweed Management in Maine, 25 Ocean &amp; Coastal L.J. 325, 355 (2020) (</w:t>
       </w:r>
       <w:r>
-        <w:t xml:space="preserve">“[T]he Court’s decision in Ross v. Acadian Seaplants Ltd. . . . lacks a scientific foundation . . . . [T]reatment of Rockweed as a terrestrial plant fails to consider taxonomic, phylogenetic, biological, or ecological data. Scientifically, Rockweed is not a plant.”</w:t>
+        <w:t xml:space="preserve">“[T]he Court’s decision in Ross v. Acadian Seaplants Ltd. . . . lacks a scientific foundation . . . . [T]reatment of Rockweed as a terrestrial plant fails to consider taxonomic, phylogenetic, biological, or ecological data. Scientifically, Rockweed is not a plant.”</w:t>
       </w:r>
       <w:r>
         <w:t xml:space="preserve">). In addition, unlike plants,</w:t>
@@ -29143,7 +29119,7 @@
         <w:t xml:space="preserve"> </w:t>
       </w:r>
       <w:r>
-        <w:t xml:space="preserve">“washed ashore by the tides . . . is much more analogous to the jus alluvionis</w:t>
+        <w:t xml:space="preserve">“washed ashore by the tides . . . is much more analogous to the jus alluvionis</w:t>
       </w:r>
       <w:r>
         <w:rPr>
@@ -29398,13 +29374,13 @@
         <w:t xml:space="preserve"> </w:t>
       </w:r>
       <w:r>
-        <w:t xml:space="preserve">“owns and shall control the harvesting of the living resources of the seas adjoining the coastline . . . . Control over the harvesting of these living resources shall be by licenses or permits issued by the Department of Marine Resources.”</w:t>
-      </w:r>
-      <w:r>
-        <w:t xml:space="preserve"> </w:t>
-      </w:r>
-      <w:r>
-        <w:t xml:space="preserve">1 M.R.S. § 2-A. A</w:t>
+        <w:t xml:space="preserve">“owns and shall control the harvesting of the living resources of the seas adjoining the coastline . . . . Control over the harvesting of these living resources shall be by licenses or permits issued by the Department of Marine Resources.”</w:t>
+      </w:r>
+      <w:r>
+        <w:t xml:space="preserve"> </w:t>
+      </w:r>
+      <w:r>
+        <w:t xml:space="preserve">1 M.R.S. § 2-⁠A. A</w:t>
       </w:r>
       <w:r>
         <w:t xml:space="preserve"> </w:t>
@@ -32942,13 +32918,7 @@
         <w:t xml:space="preserve"> </w:t>
       </w:r>
       <w:r>
-        <w:t xml:space="preserve">¶¶ 5</w:t>
-      </w:r>
-      <w:r>
-        <w:noBreakHyphen/>
-      </w:r>
-      <w:r>
-        <w:t xml:space="preserve">6, 206 A.3d 283.</w:t>
+        <w:t xml:space="preserve">¶¶ 5-⁠6, 206 A.3d 283.</w:t>
       </w:r>
     </w:p>
     <w:p>
@@ -35198,13 +35168,7 @@
         <w:t xml:space="preserve"> </w:t>
       </w:r>
       <w:r>
-        <w:t xml:space="preserve">doctrine is Article IV, sections 1 through 3, which encompasses the Full Faith and Credit clause, the Privileges and Immunities clause, and Congressional authority to create new states and define rules and regulations for them. See U.S. Const. art. IV, §§ 1</w:t>
-      </w:r>
-      <w:r>
-        <w:noBreakHyphen/>
-      </w:r>
-      <w:r>
-        <w:t xml:space="preserve">3.</w:t>
+        <w:t xml:space="preserve">doctrine is Article IV, sections 1 through 3, which encompasses the Full Faith and Credit clause, the Privileges and Immunities clause, and Congressional authority to create new states and define rules and regulations for them. See U.S. Const. art. IV, §§ 1-⁠3.</w:t>
       </w:r>
     </w:p>
   </w:footnote>
@@ -35479,7 +35443,7 @@
         <w:t xml:space="preserve"> </w:t>
       </w:r>
       <w:r>
-        <w:t xml:space="preserve">“But it has been so often and so fully recognized by the courts both in this State and in Massachusetts as a familiar part of the common law of both . . . that we could not but regard it as a piece of judicial legislation.”</w:t>
+        <w:t xml:space="preserve">“But it has been so often and so fully recognized by the courts both in this State and in Massachusetts as a familiar part of the common law of both . . . that we could not but regard it as a piece of judicial legislation.”</w:t>
       </w:r>
       <w:r>
         <w:t xml:space="preserve"> </w:t>
@@ -35611,7 +35575,7 @@
         <w:t xml:space="preserve"> </w:t>
       </w:r>
       <w:r>
-        <w:t xml:space="preserve">“To induce persons to erect [wharves], the common law of England was altered by an ordinance, providing that the proprietor of land adjoining on the sea or salt water, shall hold to low water mark . . . .”</w:t>
+        <w:t xml:space="preserve">“To induce persons to erect [wharves], the common law of England was altered by an ordinance, providing that the proprietor of land adjoining on the sea or salt water, shall hold to low water mark . . . .”</w:t>
       </w:r>
       <w:r>
         <w:t xml:space="preserve"> </w:t>
@@ -35714,7 +35678,7 @@
         <w:t xml:space="preserve"> </w:t>
       </w:r>
       <w:r>
-        <w:t xml:space="preserve">This Court may take judicial notice that the Town of Kennebunkport incurred fees exceeding $1.2 million to litigate Almeder. Donna Buttarazzi, Court gives public access to Goose Rocks Beach, York County Coast Star (Apr. 12, 2018), https://​​www.​seacoastonline.​com/​​story/​​news/​​local/​​york-​star/​​2018/​​04/​​12/​​court-​gives-​public-​access-​to/​​12717145007/​​.</w:t>
+        <w:t xml:space="preserve">This Court may take judicial notice that the Town of Kennebunkport incurred fees exceeding $1.2 million to litigate Almeder. Donna Buttarazzi, Court gives public access to Goose Rocks Beach, York County Coast Star (Apr. 12, 2018), https://​www.​seacoastonline.​com/​story/​news/​local/​york-​star/​2018/​04/​12/​court-​gives-​public-​access-​to/​12717145007/​.</w:t>
       </w:r>
     </w:p>
   </w:footnote>
@@ -35749,7 +35713,7 @@
         <w:t xml:space="preserve">, 118 Me. 503, 505, 106 A. 865 (1919) (</w:t>
       </w:r>
       <w:r>
-        <w:t xml:space="preserve">“[T]he people as beneficiaries possess these public rights, the Legislature, which represents the people, has the power to abridge these rights and to grant them, or any portion of them, to private individuals or corporations . . . . Under the original ordinance they could not be conveyed by a town without legislative authority; nor can they now.”</w:t>
+        <w:t xml:space="preserve">“[T]he people as beneficiaries possess these public rights, the Legislature, which represents the people, has the power to abridge these rights and to grant them, or any portion of them, to private individuals or corporations . . . . Under the original ordinance they could not be conveyed by a town without legislative authority; nor can they now.”</w:t>
       </w:r>
       <w:r>
         <w:t xml:space="preserve">).</w:t>
@@ -35847,7 +35811,7 @@
         <w:t xml:space="preserve"> </w:t>
       </w:r>
       <w:r>
-        <w:t xml:space="preserve">“activities in the intertidal portion of the Maine coast . . . include performing research on commercially important shellfish, marine worms, rockweed, and other intertidal organisms.”</w:t>
+        <w:t xml:space="preserve">“activities in the intertidal portion of the Maine coast . . . include performing research on commercially important shellfish, marine worms, rockweed, and other intertidal organisms.”</w:t>
       </w:r>
       <w:r>
         <w:t xml:space="preserve"> </w:t>
@@ -35890,7 +35854,7 @@
         <w:t xml:space="preserve"> </w:t>
       </w:r>
       <w:r>
-        <w:t xml:space="preserve">‘economic impact of the regulation on the claimant . . . , the extent to which the regulation has interfered with distinct investment-backed expectations [and] the character of the governmental action.’</w:t>
+        <w:t xml:space="preserve">‘economic impact of the regulation on the claimant . . . , the extent to which the regulation has interfered with distinct investment-backed expectations [and] the character of the governmental action.’</w:t>
       </w:r>
       <w:r>
         <w:t xml:space="preserve">”</w:t>
@@ -37397,6 +37361,33 @@
       <w:ind w:left="2160" w:hanging="720"/>
     </w:pPr>
   </w:style>
+  <w:style w:type="paragraph" w:customStyle="1" w:styleId="XdQuoteList1">
+    <w:name w:val="Xd Quote List 1"/>
+    <w:basedOn w:val="Normal"/>
+    <w:qFormat/>
+    <w:pPr>
+      <w:spacing w:before="0" w:after="0" w:line="322" w:lineRule="exact"/>
+      <w:ind w:left="1440" w:right="720" w:hanging="720"/>
+    </w:pPr>
+  </w:style>
+  <w:style w:type="paragraph" w:customStyle="1" w:styleId="XdQuoteList2">
+    <w:name w:val="Xd Quote List 2"/>
+    <w:basedOn w:val="Normal"/>
+    <w:qFormat/>
+    <w:pPr>
+      <w:spacing w:before="0" w:after="0" w:line="322" w:lineRule="exact"/>
+      <w:ind w:left="2160" w:right="720" w:hanging="720"/>
+    </w:pPr>
+  </w:style>
+  <w:style w:type="paragraph" w:customStyle="1" w:styleId="XdQuoteList3">
+    <w:name w:val="Xd Quote List 3"/>
+    <w:basedOn w:val="Normal"/>
+    <w:qFormat/>
+    <w:pPr>
+      <w:spacing w:before="0" w:after="0" w:line="322" w:lineRule="exact"/>
+      <w:ind w:left="2880" w:right="720" w:hanging="720"/>
+    </w:pPr>
+  </w:style>
   <w:style w:type="paragraph" w:customStyle="1" w:styleId="XdList1">
     <w:name w:val="XdList1"/>
     <w:basedOn w:val="BodyText"/>

--- a/courts/first-circuit/maine/state/supreme-judicial-court/brief-on-the-merits/usage/OUTPUT-brief-on-the-merits.docx
+++ b/courts/first-circuit/maine/state/supreme-judicial-court/brief-on-the-merits/usage/OUTPUT-brief-on-the-merits.docx
@@ -14422,7 +14422,7 @@
         <w:tab/>
       </w:r>
       <w:r>
-        <w:t xml:space="preserve">–</w:t>
+        <w:t xml:space="preserve">--</w:t>
       </w:r>
     </w:p>
     <w:p>
@@ -14462,7 +14462,7 @@
         <w:tab/>
       </w:r>
       <w:r>
-        <w:t xml:space="preserve">–</w:t>
+        <w:t xml:space="preserve">--</w:t>
       </w:r>
     </w:p>
     <w:p>
@@ -16938,7 +16938,7 @@
         <w:t xml:space="preserve">, 565 U.S. 576, 591 (2012) (</w:t>
       </w:r>
       <w:r>
-        <w:t xml:space="preserve">“[Under] equal-footing doctrine, . . . a State’s title to these lands was conferred not by Congress but by the Constitution itself.”</w:t>
+        <w:t xml:space="preserve">“[Under] equal-footing doctrine, ⁠. ⁠. ⁠. a State’s title to these lands was conferred not by Congress but by the Constitution itself.”</w:t>
       </w:r>
       <w:r>
         <w:t xml:space="preserve"> </w:t>
@@ -18447,7 +18447,7 @@
         <w:t xml:space="preserve"> </w:t>
       </w:r>
       <w:r>
-        <w:t xml:space="preserve">“legislation representing a gross or egregious disregard of the public interest such as occurred in . . . Illinois Central . . . would be unconstitutional for failure to meet the reasonableness test of Maine’s Legislative Powers Clause.”</w:t>
+        <w:t xml:space="preserve">“legislation representing a gross or egregious disregard of the public interest such as occurred in ⁠. ⁠. ⁠. Illinois Central ⁠. ⁠. ⁠. would be unconstitutional for failure to meet the reasonableness test of Maine’s Legislative Powers Clause.”</w:t>
       </w:r>
       <w:r>
         <w:t xml:space="preserve"> </w:t>
@@ -19178,7 +19178,7 @@
         <w:t xml:space="preserve">, 941 So.2d 66, 78 (La. Ct. App. 2006) (</w:t>
       </w:r>
       <w:r>
-        <w:t xml:space="preserve">“[W]hen the land encroached upon by a state-owned waterway forms a part of the bed of a navigable stream it becomes the property of the State . . . and the former owner is divested of title.”</w:t>
+        <w:t xml:space="preserve">“[W]hen the land encroached upon by a state-owned waterway forms a part of the bed of a navigable stream it becomes the property of the State ⁠. ⁠. ⁠. and the former owner is divested of title.”</w:t>
       </w:r>
       <w:r>
         <w:t xml:space="preserve"> </w:t>
@@ -21419,7 +21419,7 @@
         <w:t xml:space="preserve"> </w:t>
       </w:r>
       <w:r>
-        <w:t xml:space="preserve">“the Proprietor of the land adjoyning shall have propriete to the low water mark . . . . Provided that such Proprietor shall not by this libertie have power to stop or hinder the passage of boats . . . .”</w:t>
+        <w:t xml:space="preserve">“the Proprietor of the land adjoyning shall have propriete to the low water mark ⁠. ⁠. ⁠. ⁠. Provided that such Proprietor shall not by this libertie have power to stop or hinder the passage of boats ⁠. ⁠. ⁠. ⁠.”</w:t>
       </w:r>
       <w:r>
         <w:t xml:space="preserve"> </w:t>
@@ -21594,7 +21594,7 @@
         <w:t xml:space="preserve"> </w:t>
       </w:r>
       <w:r>
-        <w:t xml:space="preserve">as a synonym for grant, deed, indenture, etc. . . . [i]t was always used to express rights, liberties, freedoms of actions within or tangential to the actual grant or land transaction.”</w:t>
+        <w:t xml:space="preserve">as a synonym for grant, deed, indenture, etc. ⁠. ⁠. ⁠. [i]t was always used to express rights, liberties, freedoms of actions within or tangential to the actual grant or land transaction.”</w:t>
       </w:r>
       <w:r>
         <w:t xml:space="preserve">).</w:t>
@@ -23245,7 +23245,7 @@
         <w:t xml:space="preserve"> </w:t>
       </w:r>
       <w:r>
-        <w:t xml:space="preserve">“ownership . . . by virtue of . . . any other provision or rule of law,”</w:t>
+        <w:t xml:space="preserve">“ownership ⁠. ⁠. ⁠. by virtue of ⁠. ⁠. ⁠. any other provision or rule of law,”</w:t>
       </w:r>
       <w:r>
         <w:t xml:space="preserve"> </w:t>
@@ -26557,7 +26557,7 @@
         <w:t xml:space="preserve"> </w:t>
       </w:r>
       <w:r>
-        <w:t xml:space="preserve">“The government . . . is not required to pay a property owner every time it enacts a law that adversely affects property interests . . . [but] if regulation goes too far it will be recognized as a taking.”</w:t>
+        <w:t xml:space="preserve">“The government ⁠. ⁠. ⁠. is not required to pay a property owner every time it enacts a law that adversely affects property interests ⁠. ⁠. ⁠. [but] if regulation goes too far it will be recognized as a taking.”</w:t>
       </w:r>
       <w:r>
         <w:t xml:space="preserve"> </w:t>
@@ -27236,7 +27236,7 @@
         <w:t xml:space="preserve"> </w:t>
       </w:r>
       <w:r>
-        <w:t xml:space="preserve">“right to exclude others . . . one of the most essential sticks in the bundle of rights that are commonly characterized as property.”</w:t>
+        <w:t xml:space="preserve">“right to exclude others ⁠. ⁠. ⁠. one of the most essential sticks in the bundle of rights that are commonly characterized as property.”</w:t>
       </w:r>
       <w:r>
         <w:t xml:space="preserve">). Compare private</w:t>
@@ -27291,7 +27291,7 @@
         <w:t xml:space="preserve"> </w:t>
       </w:r>
       <w:r>
-        <w:t xml:space="preserve">to the portion of the flats on which there is no wharf or pier . . . .”</w:t>
+        <w:t xml:space="preserve">to the portion of the flats on which there is no wharf or pier ⁠. ⁠. ⁠. ⁠.”</w:t>
       </w:r>
       <w:r>
         <w:t xml:space="preserve">).</w:t>
@@ -28510,7 +28510,7 @@
         <w:t xml:space="preserve">56.); see also The Judicial Privatization of Wild Seaweed in Maine, Leoni, Reiter and Post, Natural Resources &amp; Environment (ABA), Vol. 36, No. 3, Winter 2022, page 2; Sarah M. Reiter et al., The Future of the Public Trust: The Muddied Water of Rockweed Management in Maine, 25 Ocean &amp; Coastal L.J. 325, 355 (2020) (</w:t>
       </w:r>
       <w:r>
-        <w:t xml:space="preserve">“[T]he Court’s decision in Ross v. Acadian Seaplants Ltd. . . . lacks a scientific foundation . . . . [T]reatment of Rockweed as a terrestrial plant fails to consider taxonomic, phylogenetic, biological, or ecological data. Scientifically, Rockweed is not a plant.”</w:t>
+        <w:t xml:space="preserve">“[T]he Court’s decision in Ross v. Acadian Seaplants Ltd. . ⁠. ⁠. lacks a scientific foundation ⁠. ⁠. ⁠. ⁠. [T]reatment of Rockweed as a terrestrial plant fails to consider taxonomic, phylogenetic, biological, or ecological data. Scientifically, Rockweed is not a plant.”</w:t>
       </w:r>
       <w:r>
         <w:t xml:space="preserve">). In addition, unlike plants,</w:t>
@@ -29034,7 +29034,7 @@
     </w:p>
     <w:p>
       <w:pPr>
-        <w:pStyle w:val="BodyText"/>
+        <w:pStyle w:val="BodyTextNote"/>
       </w:pPr>
       <w:r>
         <w:t xml:space="preserve">The Ross Court’s common law analysis was also incomplete in reconciling applicable case law. The Court concluded in a footnote that seemingly conflicting Maine cases addressing seaweed were not dispositive. Ross, 2019 ME 45,</w:t>
@@ -29119,7 +29119,7 @@
         <w:t xml:space="preserve"> </w:t>
       </w:r>
       <w:r>
-        <w:t xml:space="preserve">“washed ashore by the tides . . . is much more analogous to the jus alluvionis</w:t>
+        <w:t xml:space="preserve">“washed ashore by the tides ⁠. ⁠. ⁠. is much more analogous to the jus alluvionis</w:t>
       </w:r>
       <w:r>
         <w:rPr>
@@ -29374,7 +29374,7 @@
         <w:t xml:space="preserve"> </w:t>
       </w:r>
       <w:r>
-        <w:t xml:space="preserve">“owns and shall control the harvesting of the living resources of the seas adjoining the coastline . . . . Control over the harvesting of these living resources shall be by licenses or permits issued by the Department of Marine Resources.”</w:t>
+        <w:t xml:space="preserve">“owns and shall control the harvesting of the living resources of the seas adjoining the coastline ⁠. ⁠. ⁠. ⁠. Control over the harvesting of these living resources shall be by licenses or permits issued by the Department of Marine Resources.”</w:t>
       </w:r>
       <w:r>
         <w:t xml:space="preserve"> </w:t>
@@ -32840,7 +32840,7 @@
     </w:p>
     <w:p>
       <w:pPr>
-        <w:pStyle w:val="BodyText"/>
+        <w:pStyle w:val="BodyTextNote"/>
       </w:pPr>
       <w:r>
         <w:t xml:space="preserve">With respect to the</w:t>
@@ -35443,7 +35443,7 @@
         <w:t xml:space="preserve"> </w:t>
       </w:r>
       <w:r>
-        <w:t xml:space="preserve">“But it has been so often and so fully recognized by the courts both in this State and in Massachusetts as a familiar part of the common law of both . . . that we could not but regard it as a piece of judicial legislation.”</w:t>
+        <w:t xml:space="preserve">“But it has been so often and so fully recognized by the courts both in this State and in Massachusetts as a familiar part of the common law of both ⁠. ⁠. ⁠. that we could not but regard it as a piece of judicial legislation.”</w:t>
       </w:r>
       <w:r>
         <w:t xml:space="preserve"> </w:t>
@@ -35575,7 +35575,7 @@
         <w:t xml:space="preserve"> </w:t>
       </w:r>
       <w:r>
-        <w:t xml:space="preserve">“To induce persons to erect [wharves], the common law of England was altered by an ordinance, providing that the proprietor of land adjoining on the sea or salt water, shall hold to low water mark . . . .”</w:t>
+        <w:t xml:space="preserve">“To induce persons to erect [wharves], the common law of England was altered by an ordinance, providing that the proprietor of land adjoining on the sea or salt water, shall hold to low water mark ⁠. ⁠. ⁠. ⁠.”</w:t>
       </w:r>
       <w:r>
         <w:t xml:space="preserve"> </w:t>
@@ -35713,7 +35713,7 @@
         <w:t xml:space="preserve">, 118 Me. 503, 505, 106 A. 865 (1919) (</w:t>
       </w:r>
       <w:r>
-        <w:t xml:space="preserve">“[T]he people as beneficiaries possess these public rights, the Legislature, which represents the people, has the power to abridge these rights and to grant them, or any portion of them, to private individuals or corporations . . . . Under the original ordinance they could not be conveyed by a town without legislative authority; nor can they now.”</w:t>
+        <w:t xml:space="preserve">“[T]he people as beneficiaries possess these public rights, the Legislature, which represents the people, has the power to abridge these rights and to grant them, or any portion of them, to private individuals or corporations ⁠. ⁠. ⁠. ⁠. Under the original ordinance they could not be conveyed by a town without legislative authority; nor can they now.”</w:t>
       </w:r>
       <w:r>
         <w:t xml:space="preserve">).</w:t>
@@ -35811,7 +35811,7 @@
         <w:t xml:space="preserve"> </w:t>
       </w:r>
       <w:r>
-        <w:t xml:space="preserve">“activities in the intertidal portion of the Maine coast . . . include performing research on commercially important shellfish, marine worms, rockweed, and other intertidal organisms.”</w:t>
+        <w:t xml:space="preserve">“activities in the intertidal portion of the Maine coast ⁠. ⁠. ⁠. include performing research on commercially important shellfish, marine worms, rockweed, and other intertidal organisms.”</w:t>
       </w:r>
       <w:r>
         <w:t xml:space="preserve"> </w:t>
@@ -35854,7 +35854,7 @@
         <w:t xml:space="preserve"> </w:t>
       </w:r>
       <w:r>
-        <w:t xml:space="preserve">‘economic impact of the regulation on the claimant . . . , the extent to which the regulation has interfered with distinct investment-backed expectations [and] the character of the governmental action.’</w:t>
+        <w:t xml:space="preserve">‘economic impact of the regulation on the claimant ⁠. ⁠. ⁠. ⁠, the extent to which the regulation has interfered with distinct investment-backed expectations [and] the character of the governmental action.’</w:t>
       </w:r>
       <w:r>
         <w:t xml:space="preserve">”</w:t>

--- a/courts/first-circuit/maine/state/supreme-judicial-court/brief-on-the-merits/usage/OUTPUT-brief-on-the-merits.docx
+++ b/courts/first-circuit/maine/state/supreme-judicial-court/brief-on-the-merits/usage/OUTPUT-brief-on-the-merits.docx
@@ -14422,7 +14422,7 @@
         <w:tab/>
       </w:r>
       <w:r>
-        <w:t xml:space="preserve">--</w:t>
+        <w:t xml:space="preserve">–</w:t>
       </w:r>
     </w:p>
     <w:p>
@@ -14462,7 +14462,7 @@
         <w:tab/>
       </w:r>
       <w:r>
-        <w:t xml:space="preserve">--</w:t>
+        <w:t xml:space="preserve">–</w:t>
       </w:r>
     </w:p>
     <w:p>
